--- a/papers/Издательство Zebra/СИНОПСИС СОВРЕМЕННОГО ОБРАЗОВАНИЯ/Использование цифровых технологий и искусственного интеллекта как интерактивных деталей урока.docx
+++ b/papers/Издательство Zebra/СИНОПСИС СОВРЕМЕННОГО ОБРАЗОВАНИЯ/Использование цифровых технологий и искусственного интеллекта как интерактивных деталей урока.docx
@@ -302,17 +302,8 @@
                 <w:color w:val="auto"/>
                 <w:lang w:val="en-US"/>
               </w:rPr>
-              <w:t xml:space="preserve">Maxim </w:t>
+              <w:t>Maxim Igorevich</w:t>
             </w:r>
-            <w:proofErr w:type="spellStart"/>
-            <w:r>
-              <w:rPr>
-                <w:color w:val="auto"/>
-                <w:lang w:val="en-US"/>
-              </w:rPr>
-              <w:t>Igorevich</w:t>
-            </w:r>
-            <w:proofErr w:type="spellEnd"/>
           </w:p>
         </w:tc>
       </w:tr>
@@ -354,21 +345,7 @@
               <w:rPr>
                 <w:color w:val="auto"/>
               </w:rPr>
-              <w:t xml:space="preserve">Maestro7IT </w:t>
-            </w:r>
-            <w:proofErr w:type="spellStart"/>
-            <w:r>
-              <w:rPr>
-                <w:color w:val="auto"/>
-              </w:rPr>
-              <w:t>Programming</w:t>
-            </w:r>
-            <w:proofErr w:type="spellEnd"/>
-            <w:r>
-              <w:rPr>
-                <w:color w:val="auto"/>
-              </w:rPr>
-              <w:t xml:space="preserve"> School</w:t>
+              <w:t>Maestro7IT Programming School</w:t>
             </w:r>
           </w:p>
         </w:tc>
@@ -584,21 +561,7 @@
         <w:rPr>
           <w:color w:val="34343C"/>
         </w:rPr>
-        <w:t xml:space="preserve"> Нагорнова Анна Юрьевна </w:t>
-      </w:r>
-      <w:proofErr w:type="spellStart"/>
-      <w:r>
-        <w:rPr>
-          <w:color w:val="34343C"/>
-        </w:rPr>
-        <w:t>e-mail</w:t>
-      </w:r>
-      <w:proofErr w:type="spellEnd"/>
-      <w:r>
-        <w:rPr>
-          <w:color w:val="34343C"/>
-        </w:rPr>
-        <w:t xml:space="preserve"> – </w:t>
+        <w:t xml:space="preserve"> Нагорнова Анна Юрьевна e-mail – </w:t>
       </w:r>
       <w:hyperlink r:id="rId7" w:history="1">
         <w:r>
@@ -873,7 +836,6 @@
         <w:jc w:val="right"/>
         <w:rPr>
           <w:rStyle w:val="a5"/>
-          <w:lang w:val="en-US"/>
         </w:rPr>
       </w:pPr>
       <w:r>
@@ -896,7 +858,6 @@
           <w:rStyle w:val="a5"/>
           <w:color w:val="auto"/>
           <w:u w:val="none"/>
-          <w:lang w:val="en-US"/>
         </w:rPr>
       </w:pPr>
       <w:r>
@@ -925,24 +886,14 @@
         <w:rPr>
           <w:color w:val="0563C1"/>
           <w:u w:val="single"/>
-          <w:lang w:val="en-US"/>
-        </w:rPr>
-      </w:pPr>
-      <w:proofErr w:type="spellStart"/>
+        </w:rPr>
+      </w:pPr>
       <w:r>
         <w:rPr>
           <w:b/>
           <w:bCs/>
         </w:rPr>
-        <w:t>GitHub</w:t>
-      </w:r>
-      <w:proofErr w:type="spellEnd"/>
-      <w:r>
-        <w:rPr>
-          <w:b/>
-          <w:bCs/>
-        </w:rPr>
-        <w:t>:</w:t>
+        <w:t>GitHub:</w:t>
       </w:r>
       <w:r>
         <w:t xml:space="preserve"> </w:t>
@@ -987,7 +938,6 @@
         <w:rPr>
           <w:b/>
           <w:bCs/>
-          <w:lang w:val="en-US"/>
         </w:rPr>
       </w:pPr>
     </w:p>
@@ -999,7 +949,6 @@
         <w:rPr>
           <w:b/>
           <w:bCs/>
-          <w:lang w:val="en-US"/>
         </w:rPr>
       </w:pPr>
       <w:r>
@@ -1079,7 +1028,6 @@
         <w:rPr>
           <w:b/>
           <w:bCs/>
-          <w:lang w:val="en-US"/>
         </w:rPr>
       </w:pPr>
     </w:p>
@@ -1289,20 +1237,8 @@
           <w:iCs/>
           <w:lang w:val="en-US"/>
         </w:rPr>
-        <w:t xml:space="preserve">Dupley Maxim </w:t>
-      </w:r>
-      <w:proofErr w:type="spellStart"/>
-      <w:r>
-        <w:rPr>
-          <w:b/>
-          <w:bCs/>
-          <w:i/>
-          <w:iCs/>
-          <w:lang w:val="en-US"/>
-        </w:rPr>
-        <w:t>Igorevich</w:t>
-      </w:r>
-      <w:proofErr w:type="spellEnd"/>
+        <w:t>Dupley Maxim Igorevich</w:t>
+      </w:r>
     </w:p>
     <w:p>
       <w:pPr>
@@ -1321,25 +1257,7 @@
           <w:szCs w:val="26"/>
           <w:lang w:val="en-US"/>
         </w:rPr>
-        <w:t xml:space="preserve">Senior Lecturer, Department of Information Technologies, Maestro7IT Programming School, </w:t>
-      </w:r>
-      <w:proofErr w:type="spellStart"/>
-      <w:r>
-        <w:rPr>
-          <w:sz w:val="26"/>
-          <w:szCs w:val="26"/>
-          <w:lang w:val="en-US"/>
-        </w:rPr>
-        <w:t>Odintsovo</w:t>
-      </w:r>
-      <w:proofErr w:type="spellEnd"/>
-      <w:r>
-        <w:rPr>
-          <w:sz w:val="26"/>
-          <w:szCs w:val="26"/>
-          <w:lang w:val="en-US"/>
-        </w:rPr>
-        <w:t xml:space="preserve">, Russia, </w:t>
+        <w:t xml:space="preserve">Senior Lecturer, Department of Information Technologies, Maestro7IT Programming School, Odintsovo, Russia, </w:t>
       </w:r>
       <w:hyperlink r:id="rId15" w:history="1">
         <w:r>
@@ -1368,16 +1286,21 @@
         <w:rPr>
           <w:b/>
           <w:bCs/>
+          <w:lang w:val="en-US"/>
         </w:rPr>
         <w:t>ORCID:</w:t>
       </w:r>
       <w:r>
+        <w:rPr>
+          <w:lang w:val="en-US"/>
+        </w:rPr>
         <w:t xml:space="preserve"> </w:t>
       </w:r>
       <w:hyperlink r:id="rId16" w:history="1">
         <w:r>
           <w:rPr>
             <w:rStyle w:val="a5"/>
+            <w:lang w:val="en-US"/>
           </w:rPr>
           <w:t>0009-0007-7605-539X</w:t>
         </w:r>
@@ -1393,29 +1316,25 @@
           <w:lang w:val="en-US"/>
         </w:rPr>
       </w:pPr>
-      <w:proofErr w:type="spellStart"/>
       <w:r>
         <w:rPr>
           <w:b/>
           <w:bCs/>
-        </w:rPr>
-        <w:t>GitHub</w:t>
-      </w:r>
-      <w:proofErr w:type="spellEnd"/>
-      <w:r>
-        <w:rPr>
-          <w:b/>
-          <w:bCs/>
-        </w:rPr>
-        <w:t>:</w:t>
-      </w:r>
-      <w:r>
+          <w:lang w:val="en-US"/>
+        </w:rPr>
+        <w:t>GitHub:</w:t>
+      </w:r>
+      <w:r>
+        <w:rPr>
+          <w:lang w:val="en-US"/>
+        </w:rPr>
         <w:t xml:space="preserve"> </w:t>
       </w:r>
       <w:hyperlink r:id="rId17" w:history="1">
         <w:r>
           <w:rPr>
             <w:rStyle w:val="a5"/>
+            <w:lang w:val="en-US"/>
           </w:rPr>
           <w:t>QuadDarv1ne</w:t>
         </w:r>
@@ -1836,55 +1755,10 @@
         <w:jc w:val="both"/>
       </w:pPr>
       <w:r>
-        <w:t>К ним относятся интерактивные доски и панели, онлайн-опросы (</w:t>
-      </w:r>
-      <w:proofErr w:type="spellStart"/>
-      <w:proofErr w:type="gramStart"/>
-      <w:r>
-        <w:t>Kahoot</w:t>
-      </w:r>
-      <w:proofErr w:type="spellEnd"/>
-      <w:r>
-        <w:t>!,</w:t>
-      </w:r>
-      <w:proofErr w:type="gramEnd"/>
-      <w:r>
-        <w:t xml:space="preserve"> </w:t>
-      </w:r>
-      <w:proofErr w:type="spellStart"/>
-      <w:r>
-        <w:t>Quizizz</w:t>
-      </w:r>
-      <w:proofErr w:type="spellEnd"/>
-      <w:r>
-        <w:t xml:space="preserve">, </w:t>
-      </w:r>
-      <w:proofErr w:type="spellStart"/>
-      <w:r>
-        <w:t>Mentimeter</w:t>
-      </w:r>
-      <w:proofErr w:type="spellEnd"/>
-      <w:r>
-        <w:t>), виртуальные лаборатории, образовательные игры, проектные платформы, совместные до</w:t>
-      </w:r>
-      <w:r>
-        <w:t>ски (</w:t>
-      </w:r>
-      <w:proofErr w:type="spellStart"/>
-      <w:r>
-        <w:t>Miro</w:t>
-      </w:r>
-      <w:proofErr w:type="spellEnd"/>
-      <w:r>
-        <w:t xml:space="preserve">, </w:t>
-      </w:r>
-      <w:proofErr w:type="spellStart"/>
-      <w:r>
-        <w:t>Jamboard</w:t>
-      </w:r>
-      <w:proofErr w:type="spellEnd"/>
-      <w:r>
-        <w:t>), чат-боты.</w:t>
+        <w:t>К ним относятся интерактивные доски и панели, онлайн-опросы (Kahoot!, Quizizz, Mentimeter), виртуальные лаборатории, образовательные игры, проектные платформы, совместные до</w:t>
+      </w:r>
+      <w:r>
+        <w:t>ски (Miro, Jamboard), чат-боты.</w:t>
       </w:r>
     </w:p>
     <w:p>
@@ -1971,15 +1845,7 @@
         <w:jc w:val="both"/>
       </w:pPr>
       <w:r>
-        <w:t xml:space="preserve">Деятельностный подход А. Н. Леонтьева и С. Л. Рубинштейна рассматривает учение как деятельность; цифровые технологии поддерживают мотивационный, ориентировочный, исполнительный и контрольно-оценочный компоненты учебной деятельности. Конструктивистская теория обучения (Ж. Пиаже, Дж. </w:t>
-      </w:r>
-      <w:proofErr w:type="spellStart"/>
-      <w:r>
-        <w:t>Брунер</w:t>
-      </w:r>
-      <w:proofErr w:type="spellEnd"/>
-      <w:r>
-        <w:t>) утверждает, что знания конструируются учащимся в процессе активной познавательной деятельности. Интерактивные технологии соз</w:t>
+        <w:t>Деятельностный подход А. Н. Леонтьева и С. Л. Рубинштейна рассматривает учение как деятельность; цифровые технологии поддерживают мотивационный, ориентировочный, исполнительный и контрольно-оценочный компоненты учебной деятельности. Конструктивистская теория обучения (Ж. Пиаже, Дж. Брунер) утверждает, что знания конструируются учащимся в процессе активной познавательной деятельности. Интерактивные технологии соз</w:t>
       </w:r>
       <w:r>
         <w:t>дают для этого идеальную среду.</w:t>
@@ -1991,15 +1857,7 @@
         <w:jc w:val="both"/>
       </w:pPr>
       <w:r>
-        <w:t xml:space="preserve">Когнитивная теория мультимедийного обучения Р. Майера раскрывает принципы эффективного дизайна цифровых ресурсов: принцип мультимедиа, смежности, модальности, избыточности [4, с. 78]. Теория когнитивной нагрузки Дж. </w:t>
-      </w:r>
-      <w:proofErr w:type="spellStart"/>
-      <w:r>
-        <w:t>Свеллера</w:t>
-      </w:r>
-      <w:proofErr w:type="spellEnd"/>
-      <w:r>
-        <w:t xml:space="preserve"> объясняет, что цифровые технологии могут как снижать, так и увеличивать когнитивную нагрузку в зависимости от качества проектирования.</w:t>
+        <w:t>Когнитивная теория мультимедийного обучения Р. Майера раскрывает принципы эффективного дизайна цифровых ресурсов: принцип мультимедиа, смежности, модальности, избыточности [4, с. 78]. Теория когнитивной нагрузки Дж. Свеллера объясняет, что цифровые технологии могут как снижать, так и увеличивать когнитивную нагрузку в зависимости от качества проектирования.</w:t>
       </w:r>
     </w:p>
     <w:p>
@@ -2061,47 +1919,7 @@
         <w:t>Системы управления обучением (LMS)</w:t>
       </w:r>
       <w:r>
-        <w:t xml:space="preserve"> — </w:t>
-      </w:r>
-      <w:proofErr w:type="spellStart"/>
-      <w:r>
-        <w:t>Moodle</w:t>
-      </w:r>
-      <w:proofErr w:type="spellEnd"/>
-      <w:r>
-        <w:t xml:space="preserve">, Google </w:t>
-      </w:r>
-      <w:proofErr w:type="spellStart"/>
-      <w:r>
-        <w:t>Classroom</w:t>
-      </w:r>
-      <w:proofErr w:type="spellEnd"/>
-      <w:r>
-        <w:t>, «</w:t>
-      </w:r>
-      <w:proofErr w:type="spellStart"/>
-      <w:r>
-        <w:t>Сферум</w:t>
-      </w:r>
-      <w:proofErr w:type="spellEnd"/>
-      <w:r>
-        <w:t xml:space="preserve">» — обеспечивают централизованное размещение материалов, организацию тестов с автоматической проверкой, отслеживание прогресса и коммуникацию между участниками образовательного процесса [5]. Электронные учебники обогащены мультимедийным контентом, интерактивными элементами и инструментами для работы с текстом: встроенные видеофрагменты, анимации, 3D-модели, </w:t>
-      </w:r>
-      <w:proofErr w:type="spellStart"/>
-      <w:r>
-        <w:t>аудиосопровождение</w:t>
-      </w:r>
-      <w:proofErr w:type="spellEnd"/>
-      <w:r>
-        <w:t xml:space="preserve">, интерактивные упражнения с автоматической проверкой. Облачные сервисы (Google </w:t>
-      </w:r>
-      <w:proofErr w:type="spellStart"/>
-      <w:r>
-        <w:t>Workspace</w:t>
-      </w:r>
-      <w:proofErr w:type="spellEnd"/>
-      <w:r>
-        <w:t>, Microsoft 365) обеспечивают совместную работу над документами, хранение файлов и организацию коммуникации, развива</w:t>
+        <w:t xml:space="preserve"> — Moodle, Google Classroom, «Сферум» — обеспечивают централизованное размещение материалов, организацию тестов с автоматической проверкой, отслеживание прогресса и коммуникацию между участниками образовательного процесса [5]. Электронные учебники обогащены мультимедийным контентом, интерактивными элементами и инструментами для работы с текстом: встроенные видеофрагменты, анимации, 3D-модели, аудиосопровождение, интерактивные упражнения с автоматической проверкой. Облачные сервисы (Google Workspace, Microsoft 365) обеспечивают совместную работу над документами, хранение файлов и организацию коммуникации, развива</w:t>
       </w:r>
       <w:r>
         <w:t>я навыки коллаборации учащихся.</w:t>
@@ -2113,15 +1931,7 @@
         <w:jc w:val="both"/>
       </w:pPr>
       <w:r>
-        <w:t>Цифровые дневники и электронные журналы («</w:t>
-      </w:r>
-      <w:proofErr w:type="spellStart"/>
-      <w:r>
-        <w:t>Дневник.ру</w:t>
-      </w:r>
-      <w:proofErr w:type="spellEnd"/>
-      <w:r>
-        <w:t>», «Московская электронная школа») автоматизируют учёт успеваемости, посещаемости и домашних заданий.</w:t>
+        <w:t>Цифровые дневники и электронные журналы («Дневник.ру», «Московская электронная школа») автоматизируют учёт успеваемости, посещаемости и домашних заданий.</w:t>
       </w:r>
     </w:p>
     <w:p>
@@ -2162,44 +1972,7 @@
         <w:jc w:val="both"/>
       </w:pPr>
       <w:r>
-        <w:t xml:space="preserve">Интерактивные доски и панели позволяют отображать контент, работать с ним непосредственно на доске, использовать специализированное программное обеспечение и подключать планшеты учащихся для совместной работы. Онлайн-опросы и </w:t>
-      </w:r>
-      <w:proofErr w:type="spellStart"/>
-      <w:r>
-        <w:t>квизы</w:t>
-      </w:r>
-      <w:proofErr w:type="spellEnd"/>
-      <w:r>
-        <w:t xml:space="preserve"> (</w:t>
-      </w:r>
-      <w:proofErr w:type="spellStart"/>
-      <w:proofErr w:type="gramStart"/>
-      <w:r>
-        <w:t>Kahoot</w:t>
-      </w:r>
-      <w:proofErr w:type="spellEnd"/>
-      <w:r>
-        <w:t>!,</w:t>
-      </w:r>
-      <w:proofErr w:type="gramEnd"/>
-      <w:r>
-        <w:t xml:space="preserve"> </w:t>
-      </w:r>
-      <w:proofErr w:type="spellStart"/>
-      <w:r>
-        <w:t>Quizizz</w:t>
-      </w:r>
-      <w:proofErr w:type="spellEnd"/>
-      <w:r>
-        <w:t xml:space="preserve">, </w:t>
-      </w:r>
-      <w:proofErr w:type="spellStart"/>
-      <w:r>
-        <w:t>Mentimeter</w:t>
-      </w:r>
-      <w:proofErr w:type="spellEnd"/>
-      <w:r>
-        <w:t>) стали популярным инструментом формирующего оценивания: они обеспечивают немедленную обратную связь, повышают активность всех учащихся и создают данные для анализа усвоен</w:t>
+        <w:t>Интерактивные доски и панели позволяют отображать контент, работать с ним непосредственно на доске, использовать специализированное программное обеспечение и подключать планшеты учащихся для совместной работы. Онлайн-опросы и квизы (Kahoot!, Quizizz, Mentimeter) стали популярным инструментом формирующего оценивания: они обеспечивают немедленную обратную связь, повышают активность всех учащихся и создают данные для анализа усвоен</w:t>
       </w:r>
       <w:r>
         <w:t>ия материала.</w:t>
@@ -2212,31 +1985,7 @@
       </w:pPr>
       <w:r>
         <w:lastRenderedPageBreak/>
-        <w:t>Виртуальные лаборатории (</w:t>
-      </w:r>
-      <w:proofErr w:type="spellStart"/>
-      <w:r>
-        <w:t>PhET</w:t>
-      </w:r>
-      <w:proofErr w:type="spellEnd"/>
-      <w:r>
-        <w:t xml:space="preserve">, </w:t>
-      </w:r>
-      <w:proofErr w:type="spellStart"/>
-      <w:r>
-        <w:t>Algodoo</w:t>
-      </w:r>
-      <w:proofErr w:type="spellEnd"/>
-      <w:r>
-        <w:t xml:space="preserve">, </w:t>
-      </w:r>
-      <w:proofErr w:type="spellStart"/>
-      <w:r>
-        <w:t>VirtuLab</w:t>
-      </w:r>
-      <w:proofErr w:type="spellEnd"/>
-      <w:r>
-        <w:t>) предоставляют возможность проводить эксперименты по физике, химии, биологии, которые невозможны в реальных условиях из соображе</w:t>
+        <w:t>Виртуальные лаборатории (PhET, Algodoo, VirtuLab) предоставляют возможность проводить эксперименты по физике, химии, биологии, которые невозможны в реальных условиях из соображе</w:t>
       </w:r>
       <w:r>
         <w:t>ний безопасности или стоимости.</w:t>
@@ -2266,31 +2015,7 @@
         <w:jc w:val="both"/>
       </w:pPr>
       <w:r>
-        <w:t>Образовательные игры и геймификация (</w:t>
-      </w:r>
-      <w:proofErr w:type="spellStart"/>
-      <w:r>
-        <w:t>Classcraft</w:t>
-      </w:r>
-      <w:proofErr w:type="spellEnd"/>
-      <w:r>
-        <w:t xml:space="preserve">, </w:t>
-      </w:r>
-      <w:proofErr w:type="spellStart"/>
-      <w:r>
-        <w:t>Учи.ру</w:t>
-      </w:r>
-      <w:proofErr w:type="spellEnd"/>
-      <w:r>
-        <w:t xml:space="preserve">, </w:t>
-      </w:r>
-      <w:proofErr w:type="spellStart"/>
-      <w:r>
-        <w:t>ЯКласс</w:t>
-      </w:r>
-      <w:proofErr w:type="spellEnd"/>
-      <w:r>
-        <w:t>) повышают внутреннюю мотивацию через игровую деятельность, развивают навыки решения проблем и обеспечивают немедленную обратную связь [6, с. 112].</w:t>
+        <w:t>Образовательные игры и геймификация (Classcraft, Учи.ру, ЯКласс) повышают внутреннюю мотивацию через игровую деятельность, развивают навыки решения проблем и обеспечивают немедленную обратную связь [6, с. 112].</w:t>
       </w:r>
     </w:p>
     <w:p>
@@ -2399,23 +2124,7 @@
         <w:jc w:val="both"/>
       </w:pPr>
       <w:r>
-        <w:t>Практика применения цифровых технологий варьируется в зависимости от учебного предмета. На уроках математики используются программы динамической геометрии (</w:t>
-      </w:r>
-      <w:proofErr w:type="spellStart"/>
-      <w:r>
-        <w:t>GeoGebra</w:t>
-      </w:r>
-      <w:proofErr w:type="spellEnd"/>
-      <w:r>
-        <w:t xml:space="preserve">, </w:t>
-      </w:r>
-      <w:proofErr w:type="spellStart"/>
-      <w:r>
-        <w:t>Desmos</w:t>
-      </w:r>
-      <w:proofErr w:type="spellEnd"/>
-      <w:r>
-        <w:t>), позволяющие создавать интерактивные чертежи и исследовать геометрические закономерности через эксп</w:t>
+        <w:t>Практика применения цифровых технологий варьируется в зависимости от учебного предмета. На уроках математики используются программы динамической геометрии (GeoGebra, Desmos), позволяющие создавать интерактивные чертежи и исследовать геометрические закономерности через эксп</w:t>
       </w:r>
       <w:r>
         <w:t>еримент.</w:t>
@@ -2427,31 +2136,7 @@
         <w:jc w:val="both"/>
       </w:pPr>
       <w:r>
-        <w:t>Интерактивные тренажёры (</w:t>
-      </w:r>
-      <w:proofErr w:type="spellStart"/>
-      <w:r>
-        <w:t>Учи.ру</w:t>
-      </w:r>
-      <w:proofErr w:type="spellEnd"/>
-      <w:r>
-        <w:t xml:space="preserve">, </w:t>
-      </w:r>
-      <w:proofErr w:type="spellStart"/>
-      <w:r>
-        <w:t>Khan</w:t>
-      </w:r>
-      <w:proofErr w:type="spellEnd"/>
-      <w:r>
-        <w:t xml:space="preserve"> Academy) предоставляют адаптивные задания с немедленной обратной связью. Интеграция программирования (</w:t>
-      </w:r>
-      <w:proofErr w:type="spellStart"/>
-      <w:r>
-        <w:t>Scratch</w:t>
-      </w:r>
-      <w:proofErr w:type="spellEnd"/>
-      <w:r>
-        <w:t>, Python) развивает алгоритмическое мышление и демонстрирует прак</w:t>
+        <w:t>Интерактивные тренажёры (Учи.ру, Khan Academy) предоставляют адаптивные задания с немедленной обратной связью. Интеграция программирования (Scratch, Python) развивает алгоритмическое мышление и демонстрирует прак</w:t>
       </w:r>
       <w:r>
         <w:t>тическое применение математики.</w:t>
@@ -2463,23 +2148,7 @@
         <w:jc w:val="both"/>
       </w:pPr>
       <w:r>
-        <w:t xml:space="preserve">На уроках естественных наук виртуальные лаборатории </w:t>
-      </w:r>
-      <w:proofErr w:type="spellStart"/>
-      <w:r>
-        <w:t>PhET</w:t>
-      </w:r>
-      <w:proofErr w:type="spellEnd"/>
-      <w:r>
-        <w:t xml:space="preserve"> и </w:t>
-      </w:r>
-      <w:proofErr w:type="spellStart"/>
-      <w:r>
-        <w:t>Algodoo</w:t>
-      </w:r>
-      <w:proofErr w:type="spellEnd"/>
-      <w:r>
-        <w:t xml:space="preserve"> позволяют моделировать физические явления, изменять параметры и наблюдать результаты в реальном времени. Цифровые датчики обеспечивают проведение реальных </w:t>
+        <w:t xml:space="preserve">На уроках естественных наук виртуальные лаборатории PhET и Algodoo позволяют моделировать физические явления, изменять параметры и наблюдать результаты в реальном времени. Цифровые датчики обеспечивают проведение реальных </w:t>
       </w:r>
       <w:r>
         <w:t>измерений с высокой точностью.</w:t>
@@ -2491,31 +2160,7 @@
         <w:jc w:val="both"/>
       </w:pPr>
       <w:r>
-        <w:t>В химии виртуальные лаборатории дают возможность проводить опасные эксперименты без риска, а молекулярные визуализаторы (</w:t>
-      </w:r>
-      <w:proofErr w:type="spellStart"/>
-      <w:r>
-        <w:t>Jmol</w:t>
-      </w:r>
-      <w:proofErr w:type="spellEnd"/>
-      <w:r>
-        <w:t xml:space="preserve">, </w:t>
-      </w:r>
-      <w:proofErr w:type="spellStart"/>
-      <w:r>
-        <w:t>Avogadro</w:t>
-      </w:r>
-      <w:proofErr w:type="spellEnd"/>
-      <w:r>
-        <w:t>) позволяют изучать строение молекул в 3D. В биологии интерактивные атласы (</w:t>
-      </w:r>
-      <w:proofErr w:type="spellStart"/>
-      <w:r>
-        <w:t>BioDigital</w:t>
-      </w:r>
-      <w:proofErr w:type="spellEnd"/>
-      <w:r>
-        <w:t xml:space="preserve"> Human) и виртуальные микроскопы обогащают изучение анатомии и клеточной биологии.</w:t>
+        <w:t>В химии виртуальные лаборатории дают возможность проводить опасные эксперименты без риска, а молекулярные визуализаторы (Jmol, Avogadro) позволяют изучать строение молекул в 3D. В биологии интерактивные атласы (BioDigital Human) и виртуальные микроскопы обогащают изучение анатомии и клеточной биологии.</w:t>
       </w:r>
     </w:p>
     <w:p>
@@ -2547,47 +2192,23 @@
         <w:t>Гуманитарные дисциплины также обогащаются цифровыми инструментами. На уроках литературы используются виртуальные экскурсии по литературным музеям и местам действия произведений, коллективные интеллект-карты для анализа персонажей, соз</w:t>
       </w:r>
       <w:r>
-        <w:t xml:space="preserve">дание </w:t>
-      </w:r>
-      <w:proofErr w:type="spellStart"/>
-      <w:r>
-        <w:t>буктрейлеров</w:t>
-      </w:r>
-      <w:proofErr w:type="spellEnd"/>
-      <w:r>
-        <w:t xml:space="preserve"> и подкастов.</w:t>
-      </w:r>
-    </w:p>
-    <w:p>
-      <w:pPr>
-        <w:ind w:firstLine="709"/>
-        <w:jc w:val="both"/>
-      </w:pPr>
-      <w:r>
-        <w:t>История получает мощный импульс от доступа к оцифрованным архивам, интерактивным картам и виртуальным турам. Иностранные языки выигрывают от доступа к аутентичным материалам, языковым приложениям (</w:t>
-      </w:r>
-      <w:proofErr w:type="spellStart"/>
-      <w:r>
-        <w:t>Duolingo</w:t>
-      </w:r>
-      <w:proofErr w:type="spellEnd"/>
-      <w:r>
-        <w:t xml:space="preserve">), </w:t>
+        <w:t>дание буктрейлеров и подкастов.</w:t>
+      </w:r>
+    </w:p>
+    <w:p>
+      <w:pPr>
+        <w:ind w:firstLine="709"/>
+        <w:jc w:val="both"/>
+      </w:pPr>
+      <w:r>
+        <w:t xml:space="preserve">История получает мощный импульс от доступа к оцифрованным архивам, интерактивным картам и виртуальным турам. Иностранные языки выигрывают от доступа к аутентичным материалам, языковым приложениям (Duolingo), </w:t>
       </w:r>
       <w:r>
         <w:lastRenderedPageBreak/>
-        <w:t>платформам для общения с носителями языка (</w:t>
-      </w:r>
-      <w:proofErr w:type="spellStart"/>
-      <w:r>
-        <w:t>Tande</w:t>
-      </w:r>
-      <w:r>
-        <w:t>m</w:t>
-      </w:r>
-      <w:proofErr w:type="spellEnd"/>
-      <w:r>
-        <w:t>) и сервисам проверки текстов.</w:t>
+        <w:t>платформам для общения с носителями языка (Tande</w:t>
+      </w:r>
+      <w:r>
+        <w:t>m) и сервисам проверки текстов.</w:t>
       </w:r>
     </w:p>
     <w:p>
@@ -2720,15 +2341,7 @@
         <w:jc w:val="both"/>
       </w:pPr>
       <w:r>
-        <w:t xml:space="preserve">Среди рисков цифровой трансформации выделяются: углубление цифрового неравенства между обеспеченными и малообеспеченными семьями, между городскими и сельскими школами; перегрузка экранной нагрузкой с негативными последствиями для зрения, осанки и когнитивного развития; вопросы цифровой безопасности, включая </w:t>
-      </w:r>
-      <w:proofErr w:type="spellStart"/>
-      <w:r>
-        <w:t>кибербуллинг</w:t>
-      </w:r>
-      <w:proofErr w:type="spellEnd"/>
-      <w:r>
-        <w:t xml:space="preserve"> и защиту персональных данных несовершеннолетних; этические проблемы использовани</w:t>
+        <w:t>Среди рисков цифровой трансформации выделяются: углубление цифрового неравенства между обеспеченными и малообеспеченными семьями, между городскими и сельскими школами; перегрузка экранной нагрузкой с негативными последствиями для зрения, осанки и когнитивного развития; вопросы цифровой безопасности, включая кибербуллинг и защиту персональных данных несовершеннолетних; этические проблемы использовани</w:t>
       </w:r>
       <w:r>
         <w:t>я ИИ в образовании [10, с. 34].</w:t>
@@ -2764,15 +2377,7 @@
         <w:jc w:val="both"/>
       </w:pPr>
       <w:r>
-        <w:t xml:space="preserve">Углубление персонализации обучения от дифференциации к созданию уникальных образовательных траекторий для каждого ученика — один из главных трендов. Развитие цифровой грамотности педагогов и учащихся остаётся приоритетной задачей. Интеграция новых технологий (VR/AR, </w:t>
-      </w:r>
-      <w:proofErr w:type="spellStart"/>
-      <w:r>
-        <w:t>IoT</w:t>
-      </w:r>
-      <w:proofErr w:type="spellEnd"/>
-      <w:r>
-        <w:t>) и формирование гибридных образовательных экосистем, объединяющих формальное и неформальное образование, определят облик школы ближайшего будущего.</w:t>
+        <w:t>Углубление персонализации обучения от дифференциации к созданию уникальных образовательных траекторий для каждого ученика — один из главных трендов. Развитие цифровой грамотности педагогов и учащихся остаётся приоритетной задачей. Интеграция новых технологий (VR/AR, IoT) и формирование гибридных образовательных экосистем, объединяющих формальное и неформальное образование, определят облик школы ближайшего будущего.</w:t>
       </w:r>
     </w:p>
     <w:p>
@@ -3187,39 +2792,23 @@
           <w:sz w:val="26"/>
           <w:szCs w:val="26"/>
         </w:rPr>
-        <w:t xml:space="preserve">9. </w:t>
-      </w:r>
-      <w:proofErr w:type="spellStart"/>
-      <w:r>
+        <w:t>9. Галямина И. Г. Цифровая образовательная среда: от концепции к реализации // Вопросы образования. – 2022. – № 3. – С. 28–42.</w:t>
+      </w:r>
+    </w:p>
+    <w:p>
+      <w:pPr>
+        <w:ind w:firstLine="709"/>
+        <w:jc w:val="both"/>
         <w:rPr>
           <w:sz w:val="26"/>
           <w:szCs w:val="26"/>
         </w:rPr>
-        <w:t>Галямина</w:t>
-      </w:r>
-      <w:proofErr w:type="spellEnd"/>
+      </w:pPr>
       <w:r>
         <w:rPr>
           <w:sz w:val="26"/>
           <w:szCs w:val="26"/>
         </w:rPr>
-        <w:t xml:space="preserve"> И. Г. Цифровая образовательная среда: от концепции к реализации // Вопросы образования. – 2022. – № 3. – С. 28–42.</w:t>
-      </w:r>
-    </w:p>
-    <w:p>
-      <w:pPr>
-        <w:ind w:firstLine="709"/>
-        <w:jc w:val="both"/>
-        <w:rPr>
-          <w:sz w:val="26"/>
-          <w:szCs w:val="26"/>
-        </w:rPr>
-      </w:pPr>
-      <w:r>
-        <w:rPr>
-          <w:sz w:val="26"/>
-          <w:szCs w:val="26"/>
-        </w:rPr>
         <w:t>10. Абрамова О. М. Цифровая трансформация школы: проблемы и перспективы // Педагогика. – 2023. – № 2. – С. 25–38.</w:t>
       </w:r>
     </w:p>
@@ -3229,15 +2818,7 @@
         <w:jc w:val="both"/>
       </w:pPr>
       <w:r>
-        <w:t xml:space="preserve">11. Дуплей М. И. Потенциал и ограничения гибридных образовательных моделей в вузах и школах [Электронный ресурс] // </w:t>
-      </w:r>
-      <w:proofErr w:type="spellStart"/>
-      <w:r>
-        <w:t>Zenodo</w:t>
-      </w:r>
-      <w:proofErr w:type="spellEnd"/>
-      <w:r>
-        <w:t xml:space="preserve">. – 2025. – 9 ноября. – Режим доступа: </w:t>
+        <w:t xml:space="preserve">11. Дуплей М. И. Потенциал и ограничения гибридных образовательных моделей в вузах и школах [Электронный ресурс] // Zenodo. – 2025. – 9 ноября. – Режим доступа: </w:t>
       </w:r>
       <w:hyperlink r:id="rId18" w:history="1">
         <w:r>
@@ -3260,23 +2841,7 @@
         <w:jc w:val="both"/>
       </w:pPr>
       <w:r>
-        <w:t xml:space="preserve">12. Дуплей М. И. Влияние AI-ассистентов на </w:t>
-      </w:r>
-      <w:proofErr w:type="spellStart"/>
-      <w:r>
-        <w:t>метакогнитивные</w:t>
-      </w:r>
-      <w:proofErr w:type="spellEnd"/>
-      <w:r>
-        <w:t xml:space="preserve"> навыки студентов при решении задач программирования [Электронный ресурс] // </w:t>
-      </w:r>
-      <w:proofErr w:type="spellStart"/>
-      <w:r>
-        <w:t>Zenodo</w:t>
-      </w:r>
-      <w:proofErr w:type="spellEnd"/>
-      <w:r>
-        <w:t xml:space="preserve">. – 2025. – 14 ноября. – Режим доступа: </w:t>
+        <w:t xml:space="preserve">12. Дуплей М. И. Влияние AI-ассистентов на метакогнитивные навыки студентов при решении задач программирования [Электронный ресурс] // Zenodo. – 2025. – 14 ноября. – Режим доступа: </w:t>
       </w:r>
       <w:hyperlink r:id="rId19" w:history="1">
         <w:r>
@@ -3299,23 +2864,7 @@
         <w:jc w:val="both"/>
       </w:pPr>
       <w:r>
-        <w:t xml:space="preserve">13. Дуплей М. И. Преподавание </w:t>
-      </w:r>
-      <w:proofErr w:type="spellStart"/>
-      <w:r>
-        <w:t>low-level</w:t>
-      </w:r>
-      <w:proofErr w:type="spellEnd"/>
-      <w:r>
-        <w:t xml:space="preserve"> программирования и встраиваемых систем в условиях технологической автономии [Электронный ресурс] // </w:t>
-      </w:r>
-      <w:proofErr w:type="spellStart"/>
-      <w:r>
-        <w:t>Zenodo</w:t>
-      </w:r>
-      <w:proofErr w:type="spellEnd"/>
-      <w:r>
-        <w:t xml:space="preserve">. – 2025. – 1 ноября. – Режим доступа: </w:t>
+        <w:t xml:space="preserve">13. Дуплей М. И. Преподавание low-level программирования и встраиваемых систем в условиях технологической автономии [Электронный ресурс] // Zenodo. – 2025. – 1 ноября. – Режим доступа: </w:t>
       </w:r>
       <w:hyperlink r:id="rId20" w:history="1">
         <w:r>
@@ -3342,15 +2891,7 @@
       </w:pPr>
       <w:r>
         <w:lastRenderedPageBreak/>
-        <w:t xml:space="preserve">14. Дуплей М. И. Социальное проектирование студенческих инициатив в трансформации городской среды: эффект «служения обществу» [Электронный ресурс] // </w:t>
-      </w:r>
-      <w:proofErr w:type="spellStart"/>
-      <w:r>
-        <w:t>Zenodo</w:t>
-      </w:r>
-      <w:proofErr w:type="spellEnd"/>
-      <w:r>
-        <w:t xml:space="preserve">. – 2025. – 6 декабря. – Режим доступа: </w:t>
+        <w:t xml:space="preserve">14. Дуплей М. И. Социальное проектирование студенческих инициатив в трансформации городской среды: эффект «служения обществу» [Электронный ресурс] // Zenodo. – 2025. – 6 декабря. – Режим доступа: </w:t>
       </w:r>
       <w:hyperlink r:id="rId21" w:history="1">
         <w:r>
